--- a/Vidyadhar_Yalasi_Senior_QA_ISTQB.docx
+++ b/Vidyadhar_Yalasi_Senior_QA_ISTQB.docx
@@ -80,17 +80,23 @@
       <w:pPr>
         <w:pStyle w:val="Normal"/>
         <w:spacing w:line="276" w:lineRule="auto"/>
-      </w:pPr>
-      <w:r>
         <w:rPr>
           <w:rFonts w:ascii="Calibri" w:hAnsi="Calibri" w:eastAsia="Calibri" w:cs="Calibri"/>
           <w:sz w:val="22"/>
           <w:szCs w:val="22"/>
           <w:lang w:val="it-IT"/>
         </w:rPr>
+      </w:pPr>
+      <w:r>
+        <w:rPr>
+          <w:rFonts w:ascii="Calibri" w:hAnsi="Calibri" w:eastAsia="Calibri" w:cs="Calibri"/>
+          <w:sz w:val="22"/>
+          <w:szCs w:val="22"/>
+          <w:lang w:val="it-IT"/>
+        </w:rPr>
         <w:t xml:space="preserve">+91 6281704039 | </w:t>
       </w:r>
-      <w:hyperlink r:id="R53aab3e5fa1d4127">
+      <w:hyperlink r:id="R3126d72dd742436e">
         <w:r>
           <w:rPr>
             <w:rStyle w:val="Hyperlink"/>
@@ -109,12 +115,54 @@
           <w:szCs w:val="22"/>
           <w:lang w:val="it-IT"/>
         </w:rPr>
-        <w:t xml:space="preserve"> | </w:t>
-      </w:r>
-      <w:hyperlink r:id="R27d0a923c76d4801">
+        <w:t xml:space="preserve"> |</w:t>
+      </w:r>
+      <w:r>
+        <w:rPr>
+          <w:rFonts w:ascii="Calibri" w:hAnsi="Calibri" w:eastAsia="Calibri" w:cs="Calibri"/>
+          <w:sz w:val="22"/>
+          <w:szCs w:val="22"/>
+          <w:lang w:val="it-IT"/>
+        </w:rPr>
+        <w:t xml:space="preserve"> </w:t>
+      </w:r>
+      <w:hyperlink r:id="Ra8a2911607c84582">
         <w:r>
           <w:rPr>
             <w:rStyle w:val="Hyperlink"/>
+            <w:rFonts w:ascii="Calibri" w:hAnsi="Calibri" w:eastAsia="Calibri" w:cs="Calibri"/>
+            <w:sz w:val="22"/>
+            <w:szCs w:val="22"/>
+            <w:lang w:val="it-IT"/>
+          </w:rPr>
+          <w:t>Portfolio</w:t>
+        </w:r>
+      </w:hyperlink>
+      <w:r>
+        <w:rPr>
+          <w:rFonts w:ascii="Calibri" w:hAnsi="Calibri" w:eastAsia="Calibri" w:cs="Calibri"/>
+          <w:sz w:val="22"/>
+          <w:szCs w:val="22"/>
+          <w:lang w:val="it-IT"/>
+        </w:rPr>
+        <w:t xml:space="preserve"> |</w:t>
+      </w:r>
+      <w:r>
+        <w:rPr>
+          <w:rFonts w:ascii="Calibri" w:hAnsi="Calibri" w:eastAsia="Calibri" w:cs="Calibri"/>
+          <w:sz w:val="22"/>
+          <w:szCs w:val="22"/>
+          <w:lang w:val="it-IT"/>
+        </w:rPr>
+        <w:t xml:space="preserve"> </w:t>
+      </w:r>
+      <w:hyperlink r:id="R8befde330c5248fd">
+        <w:r>
+          <w:rPr>
+            <w:rStyle w:val="Hyperlink"/>
+            <w:rFonts w:ascii="Calibri" w:hAnsi="Calibri" w:eastAsia="Calibri" w:cs="Calibri"/>
+            <w:sz w:val="22"/>
+            <w:szCs w:val="22"/>
             <w:lang w:val="it-IT"/>
           </w:rPr>
           <w:t>LinkedIn</w:t>
@@ -122,6 +170,9 @@
       </w:hyperlink>
       <w:r>
         <w:rPr>
+          <w:rFonts w:ascii="Calibri" w:hAnsi="Calibri" w:eastAsia="Calibri" w:cs="Calibri"/>
+          <w:sz w:val="22"/>
+          <w:szCs w:val="22"/>
           <w:lang w:val="it-IT"/>
         </w:rPr>
         <w:t xml:space="preserve"> | Navi Mumbai, Maharashtra </w:t>
@@ -877,6 +928,252 @@
           <w:lang w:val="en-US"/>
         </w:rPr>
         <w:t>Developed automated daily, weekly, and monthly QA reporting, reducing manual reporting effort by 15+ hours per week and improving test execution visibility and stakeholder reporting.</w:t>
+      </w:r>
+    </w:p>
+    <w:p>
+      <w:pPr>
+        <w:pBdr>
+          <w:bottom w:val="single" w:color="000000" w:sz="8" w:space="1"/>
+        </w:pBdr>
+        <w:spacing w:before="0" w:beforeAutospacing="off" w:after="160" w:afterAutospacing="off" w:line="276" w:lineRule="auto"/>
+        <w:ind w:left="0" w:right="0"/>
+        <w:jc w:val="left"/>
+        <w:rPr>
+          <w:rFonts w:ascii="Calibri" w:hAnsi="Calibri" w:eastAsia="Calibri" w:cs="Calibri"/>
+          <w:b w:val="0"/>
+          <w:bCs w:val="0"/>
+          <w:i w:val="0"/>
+          <w:iCs w:val="0"/>
+          <w:caps w:val="0"/>
+          <w:smallCaps w:val="0"/>
+          <w:noProof w:val="0"/>
+          <w:color w:val="000000" w:themeColor="text1" w:themeTint="FF" w:themeShade="FF"/>
+          <w:sz w:val="24"/>
+          <w:szCs w:val="24"/>
+          <w:lang w:val="en-US"/>
+        </w:rPr>
+      </w:pPr>
+      <w:r>
+        <w:rPr>
+          <w:rFonts w:ascii="Calibri" w:hAnsi="Calibri" w:eastAsia="Calibri" w:cs="Calibri"/>
+          <w:b w:val="1"/>
+          <w:bCs w:val="1"/>
+          <w:i w:val="0"/>
+          <w:iCs w:val="0"/>
+          <w:caps w:val="0"/>
+          <w:smallCaps w:val="0"/>
+          <w:noProof w:val="0"/>
+          <w:color w:val="000000" w:themeColor="text1" w:themeTint="FF" w:themeShade="FF"/>
+          <w:sz w:val="24"/>
+          <w:szCs w:val="24"/>
+          <w:lang w:val="en-US"/>
+        </w:rPr>
+        <w:t>INTERNSHIPS</w:t>
+      </w:r>
+    </w:p>
+    <w:p>
+      <w:pPr>
+        <w:spacing w:before="0" w:beforeAutospacing="off" w:after="160" w:afterAutospacing="off" w:line="279" w:lineRule="auto"/>
+        <w:ind w:left="0" w:right="0"/>
+        <w:jc w:val="left"/>
+        <w:rPr>
+          <w:rFonts w:ascii="Calibri" w:hAnsi="Calibri" w:eastAsia="Calibri" w:cs="Calibri"/>
+          <w:b w:val="0"/>
+          <w:bCs w:val="0"/>
+          <w:i w:val="0"/>
+          <w:iCs w:val="0"/>
+          <w:caps w:val="0"/>
+          <w:smallCaps w:val="0"/>
+          <w:noProof w:val="0"/>
+          <w:color w:val="000000" w:themeColor="text1" w:themeTint="FF" w:themeShade="FF"/>
+          <w:sz w:val="22"/>
+          <w:szCs w:val="22"/>
+          <w:lang w:val="en-US"/>
+        </w:rPr>
+      </w:pPr>
+      <w:r>
+        <w:rPr>
+          <w:rFonts w:ascii="Calibri" w:hAnsi="Calibri" w:eastAsia="Calibri" w:cs="Calibri"/>
+          <w:b w:val="1"/>
+          <w:bCs w:val="1"/>
+          <w:i w:val="0"/>
+          <w:iCs w:val="0"/>
+          <w:caps w:val="0"/>
+          <w:smallCaps w:val="0"/>
+          <w:noProof w:val="0"/>
+          <w:color w:val="000000" w:themeColor="text1" w:themeTint="FF" w:themeShade="FF"/>
+          <w:sz w:val="22"/>
+          <w:szCs w:val="22"/>
+          <w:lang w:val="en-US"/>
+        </w:rPr>
+        <w:t>Process Quality Engineer (GET) | Foxlink India Electric Pvt. Ltd., Tirupati | Jul 2023 - Aug 2023</w:t>
+      </w:r>
+    </w:p>
+    <w:p>
+      <w:pPr>
+        <w:pStyle w:val="ListParagraph"/>
+        <w:numPr>
+          <w:ilvl w:val="0"/>
+          <w:numId w:val="5"/>
+        </w:numPr>
+        <w:spacing w:before="0" w:beforeAutospacing="off" w:after="160" w:afterAutospacing="off" w:line="279" w:lineRule="auto"/>
+        <w:ind w:right="0"/>
+        <w:jc w:val="left"/>
+        <w:rPr>
+          <w:rFonts w:ascii="Calibri" w:hAnsi="Calibri" w:eastAsia="Calibri" w:cs="Calibri"/>
+          <w:b w:val="0"/>
+          <w:bCs w:val="0"/>
+          <w:i w:val="0"/>
+          <w:iCs w:val="0"/>
+          <w:caps w:val="0"/>
+          <w:smallCaps w:val="0"/>
+          <w:noProof w:val="0"/>
+          <w:color w:val="000000" w:themeColor="text1" w:themeTint="FF" w:themeShade="FF"/>
+          <w:sz w:val="22"/>
+          <w:szCs w:val="22"/>
+          <w:lang w:val="en-US"/>
+        </w:rPr>
+      </w:pPr>
+      <w:r>
+        <w:rPr>
+          <w:rFonts w:ascii="Calibri" w:hAnsi="Calibri" w:eastAsia="Calibri" w:cs="Calibri"/>
+          <w:b w:val="0"/>
+          <w:bCs w:val="0"/>
+          <w:i w:val="0"/>
+          <w:iCs w:val="0"/>
+          <w:caps w:val="0"/>
+          <w:smallCaps w:val="0"/>
+          <w:noProof w:val="0"/>
+          <w:color w:val="000000" w:themeColor="text1" w:themeTint="FF" w:themeShade="FF"/>
+          <w:sz w:val="22"/>
+          <w:szCs w:val="22"/>
+          <w:lang w:val="en-US"/>
+        </w:rPr>
+        <w:t>Monitored test yield, retest rates, equipment downtime, test fixtures, ATE, and testing stations; supported failure analysis, root-cause reporting, corrective/preventive action tracking, troubleshooting, and customer audit documentation.</w:t>
+      </w:r>
+    </w:p>
+    <w:p>
+      <w:pPr>
+        <w:pStyle w:val="ListParagraph"/>
+        <w:numPr>
+          <w:ilvl w:val="0"/>
+          <w:numId w:val="5"/>
+        </w:numPr>
+        <w:spacing w:before="0" w:beforeAutospacing="off" w:after="160" w:afterAutospacing="off" w:line="279" w:lineRule="auto"/>
+        <w:ind w:right="0"/>
+        <w:jc w:val="left"/>
+        <w:rPr>
+          <w:rFonts w:ascii="Calibri" w:hAnsi="Calibri" w:eastAsia="Calibri" w:cs="Calibri"/>
+          <w:b w:val="0"/>
+          <w:bCs w:val="0"/>
+          <w:i w:val="0"/>
+          <w:iCs w:val="0"/>
+          <w:caps w:val="0"/>
+          <w:smallCaps w:val="0"/>
+          <w:noProof w:val="0"/>
+          <w:color w:val="000000" w:themeColor="text1" w:themeTint="FF" w:themeShade="FF"/>
+          <w:sz w:val="22"/>
+          <w:szCs w:val="22"/>
+          <w:lang w:val="en-US"/>
+        </w:rPr>
+      </w:pPr>
+      <w:r>
+        <w:rPr>
+          <w:rFonts w:ascii="Calibri" w:hAnsi="Calibri" w:eastAsia="Calibri" w:cs="Calibri"/>
+          <w:b w:val="0"/>
+          <w:bCs w:val="0"/>
+          <w:i w:val="0"/>
+          <w:iCs w:val="0"/>
+          <w:caps w:val="0"/>
+          <w:smallCaps w:val="0"/>
+          <w:noProof w:val="0"/>
+          <w:color w:val="000000" w:themeColor="text1" w:themeTint="FF" w:themeShade="FF"/>
+          <w:sz w:val="22"/>
+          <w:szCs w:val="22"/>
+          <w:lang w:val="en-US"/>
+        </w:rPr>
+        <w:t>Achievement: Improved First Pass Yield by 4.5% on high-speed SMT and cable assembly lines through statistical process monitoring and parameter optimization; eliminated structural crimp failures</w:t>
+      </w:r>
+    </w:p>
+    <w:p>
+      <w:pPr>
+        <w:spacing w:before="0" w:beforeAutospacing="off" w:after="160" w:afterAutospacing="off" w:line="279" w:lineRule="auto"/>
+        <w:ind w:left="0" w:right="0"/>
+        <w:jc w:val="left"/>
+        <w:rPr>
+          <w:rFonts w:ascii="Calibri" w:hAnsi="Calibri" w:eastAsia="Calibri" w:cs="Calibri"/>
+          <w:b w:val="0"/>
+          <w:bCs w:val="0"/>
+          <w:i w:val="0"/>
+          <w:iCs w:val="0"/>
+          <w:caps w:val="0"/>
+          <w:smallCaps w:val="0"/>
+          <w:noProof w:val="0"/>
+          <w:color w:val="000000" w:themeColor="text1" w:themeTint="FF" w:themeShade="FF"/>
+          <w:sz w:val="22"/>
+          <w:szCs w:val="22"/>
+          <w:lang w:val="en-US"/>
+        </w:rPr>
+      </w:pPr>
+      <w:r>
+        <w:rPr>
+          <w:rFonts w:ascii="Calibri" w:hAnsi="Calibri" w:eastAsia="Calibri" w:cs="Calibri"/>
+          <w:b w:val="1"/>
+          <w:bCs w:val="1"/>
+          <w:i w:val="0"/>
+          <w:iCs w:val="0"/>
+          <w:caps w:val="0"/>
+          <w:smallCaps w:val="0"/>
+          <w:noProof w:val="0"/>
+          <w:color w:val="000000" w:themeColor="text1" w:themeTint="FF" w:themeShade="FF"/>
+          <w:sz w:val="22"/>
+          <w:szCs w:val="22"/>
+          <w:lang w:val="en-US"/>
+        </w:rPr>
+        <w:t>Database QA Intern (Trainee) | ZEAL BUSINESS CONCEPTS, Visakhapatnam | June 2023 - July 2023</w:t>
+      </w:r>
+    </w:p>
+    <w:p>
+      <w:pPr>
+        <w:pStyle w:val="ListParagraph"/>
+        <w:numPr>
+          <w:ilvl w:val="0"/>
+          <w:numId w:val="6"/>
+        </w:numPr>
+        <w:spacing w:before="0" w:beforeAutospacing="off" w:after="160" w:afterAutospacing="off" w:line="279" w:lineRule="auto"/>
+        <w:ind w:right="0"/>
+        <w:jc w:val="left"/>
+        <w:rPr>
+          <w:rFonts w:ascii="Calibri" w:hAnsi="Calibri" w:eastAsia="Calibri" w:cs="Calibri"/>
+          <w:b w:val="0"/>
+          <w:bCs w:val="0"/>
+          <w:i w:val="0"/>
+          <w:iCs w:val="0"/>
+          <w:caps w:val="0"/>
+          <w:smallCaps w:val="0"/>
+          <w:noProof w:val="0"/>
+          <w:color w:val="000000" w:themeColor="text1" w:themeTint="FF" w:themeShade="FF"/>
+          <w:sz w:val="22"/>
+          <w:szCs w:val="22"/>
+          <w:lang w:val="en-US"/>
+        </w:rPr>
+      </w:pPr>
+      <w:r>
+        <w:rPr>
+          <w:rFonts w:ascii="Calibri" w:hAnsi="Calibri" w:eastAsia="Calibri" w:cs="Calibri"/>
+          <w:b w:val="0"/>
+          <w:bCs w:val="0"/>
+          <w:i w:val="0"/>
+          <w:iCs w:val="0"/>
+          <w:caps w:val="0"/>
+          <w:smallCaps w:val="0"/>
+          <w:noProof w:val="0"/>
+          <w:color w:val="000000" w:themeColor="text1" w:themeTint="FF" w:themeShade="FF"/>
+          <w:sz w:val="22"/>
+          <w:szCs w:val="22"/>
+          <w:lang w:val="en-US"/>
+        </w:rPr>
+        <w:t>Wrote MySQL queries using JOINs, GROUP BY, HAVING, and subqueries to validate backend data, schema constraints, and front-end-to-database mapping; regression-tested duplicate records, null checks, and formatting, and logged defects.</w:t>
       </w:r>
     </w:p>
     <w:p>
@@ -1717,6 +2014,230 @@
 
 <file path=word/numbering.xml><?xml version="1.0" encoding="utf-8"?>
 <w:numbering xmlns:wpc="http://schemas.microsoft.com/office/word/2010/wordprocessingCanvas" xmlns:cx="http://schemas.microsoft.com/office/drawing/2014/chartex" xmlns:cx1="http://schemas.microsoft.com/office/drawing/2015/9/8/chartex" xmlns:cx2="http://schemas.microsoft.com/office/drawing/2015/10/21/chartex" xmlns:cx3="http://schemas.microsoft.com/office/drawing/2016/5/9/chartex" xmlns:cx4="http://schemas.microsoft.com/office/drawing/2016/5/10/chartex" xmlns:cx5="http://schemas.microsoft.com/office/drawing/2016/5/11/chartex" xmlns:cx6="http://schemas.microsoft.com/office/drawing/2016/5/12/chartex" xmlns:cx7="http://schemas.microsoft.com/office/drawing/2016/5/13/chartex" xmlns:cx8="http://schemas.microsoft.com/office/drawing/2016/5/14/chartex" xmlns:mc="http://schemas.openxmlformats.org/markup-compatibility/2006" xmlns:aink="http://schemas.microsoft.com/office/drawing/2016/ink" xmlns:am3d="http://schemas.microsoft.com/office/drawing/2017/model3d" xmlns:o="urn:schemas-microsoft-com:office:office" xmlns:oel="http://schemas.microsoft.com/office/2019/extlst" xmlns:r="http://schemas.openxmlformats.org/officeDocument/2006/relationships" xmlns:m="http://schemas.openxmlformats.org/officeDocument/2006/math" xmlns:v="urn:schemas-microsoft-com:vml" xmlns:wp14="http://schemas.microsoft.com/office/word/2010/wordprocessingDrawing" xmlns:wp="http://schemas.openxmlformats.org/drawingml/2006/wordprocessingDrawing" xmlns:w10="urn:schemas-microsoft-com:office:word" xmlns:w="http://schemas.openxmlformats.org/wordprocessingml/2006/main" xmlns:w14="http://schemas.microsoft.com/office/word/2010/wordml" xmlns:w15="http://schemas.microsoft.com/office/word/2012/wordml" xmlns:w16cex="http://schemas.microsoft.com/office/word/2018/wordml/cex" xmlns:w16cid="http://schemas.microsoft.com/office/word/2016/wordml/cid" xmlns:w16="http://schemas.microsoft.com/office/word/2018/wordml" xmlns:w16du="http://schemas.microsoft.com/office/word/2023/wordml/word16du" xmlns:w16sdtdh="http://schemas.microsoft.com/office/word/2020/wordml/sdtdatahash" xmlns:w16sdtfl="http://schemas.microsoft.com/office/word/2024/wordml/sdtformatlock" xmlns:w16se="http://schemas.microsoft.com/office/word/2015/wordml/symex" xmlns:wpg="http://schemas.microsoft.com/office/word/2010/wordprocessingGroup" xmlns:wpi="http://schemas.microsoft.com/office/word/2010/wordprocessingInk" xmlns:wne="http://schemas.microsoft.com/office/word/2006/wordml" xmlns:wps="http://schemas.microsoft.com/office/word/2010/wordprocessingShape" mc:Ignorable="w14 w15 w16se w16cid w16 w16cex w16sdtdh w16sdtfl w16du wp14">
+  <w:abstractNum xmlns:w="http://schemas.openxmlformats.org/wordprocessingml/2006/main" w:abstractNumId="5">
+    <w:nsid w:val="288d9e5a"/>
+    <w:multiLevelType xmlns:w="http://schemas.openxmlformats.org/wordprocessingml/2006/main" w:val="hybridMultilevel"/>
+    <w:lvl xmlns:w="http://schemas.openxmlformats.org/wordprocessingml/2006/main" w:ilvl="0">
+      <w:start w:val="1"/>
+      <w:numFmt w:val="bullet"/>
+      <w:lvlText w:val=""/>
+      <w:lvlJc w:val="left"/>
+      <w:pPr>
+        <w:ind w:left="720" w:hanging="360"/>
+      </w:pPr>
+      <w:rPr>
+        <w:rFonts w:hint="default" w:ascii="Symbol" w:hAnsi="Symbol"/>
+      </w:rPr>
+    </w:lvl>
+    <w:lvl xmlns:w="http://schemas.openxmlformats.org/wordprocessingml/2006/main" w:ilvl="1">
+      <w:start w:val="1"/>
+      <w:numFmt w:val="bullet"/>
+      <w:lvlText w:val="o"/>
+      <w:lvlJc w:val="left"/>
+      <w:pPr>
+        <w:ind w:left="1440" w:hanging="360"/>
+      </w:pPr>
+      <w:rPr>
+        <w:rFonts w:hint="default" w:ascii="Courier New" w:hAnsi="Courier New"/>
+      </w:rPr>
+    </w:lvl>
+    <w:lvl xmlns:w="http://schemas.openxmlformats.org/wordprocessingml/2006/main" w:ilvl="2">
+      <w:start w:val="1"/>
+      <w:numFmt w:val="bullet"/>
+      <w:lvlText w:val=""/>
+      <w:lvlJc w:val="left"/>
+      <w:pPr>
+        <w:ind w:left="2160" w:hanging="360"/>
+      </w:pPr>
+      <w:rPr>
+        <w:rFonts w:hint="default" w:ascii="Wingdings" w:hAnsi="Wingdings"/>
+      </w:rPr>
+    </w:lvl>
+    <w:lvl xmlns:w="http://schemas.openxmlformats.org/wordprocessingml/2006/main" w:ilvl="3">
+      <w:start w:val="1"/>
+      <w:numFmt w:val="bullet"/>
+      <w:lvlText w:val=""/>
+      <w:lvlJc w:val="left"/>
+      <w:pPr>
+        <w:ind w:left="2880" w:hanging="360"/>
+      </w:pPr>
+      <w:rPr>
+        <w:rFonts w:hint="default" w:ascii="Symbol" w:hAnsi="Symbol"/>
+      </w:rPr>
+    </w:lvl>
+    <w:lvl xmlns:w="http://schemas.openxmlformats.org/wordprocessingml/2006/main" w:ilvl="4">
+      <w:start w:val="1"/>
+      <w:numFmt w:val="bullet"/>
+      <w:lvlText w:val="o"/>
+      <w:lvlJc w:val="left"/>
+      <w:pPr>
+        <w:ind w:left="3600" w:hanging="360"/>
+      </w:pPr>
+      <w:rPr>
+        <w:rFonts w:hint="default" w:ascii="Courier New" w:hAnsi="Courier New"/>
+      </w:rPr>
+    </w:lvl>
+    <w:lvl xmlns:w="http://schemas.openxmlformats.org/wordprocessingml/2006/main" w:ilvl="5">
+      <w:start w:val="1"/>
+      <w:numFmt w:val="bullet"/>
+      <w:lvlText w:val=""/>
+      <w:lvlJc w:val="left"/>
+      <w:pPr>
+        <w:ind w:left="4320" w:hanging="360"/>
+      </w:pPr>
+      <w:rPr>
+        <w:rFonts w:hint="default" w:ascii="Wingdings" w:hAnsi="Wingdings"/>
+      </w:rPr>
+    </w:lvl>
+    <w:lvl xmlns:w="http://schemas.openxmlformats.org/wordprocessingml/2006/main" w:ilvl="6">
+      <w:start w:val="1"/>
+      <w:numFmt w:val="bullet"/>
+      <w:lvlText w:val=""/>
+      <w:lvlJc w:val="left"/>
+      <w:pPr>
+        <w:ind w:left="5040" w:hanging="360"/>
+      </w:pPr>
+      <w:rPr>
+        <w:rFonts w:hint="default" w:ascii="Symbol" w:hAnsi="Symbol"/>
+      </w:rPr>
+    </w:lvl>
+    <w:lvl xmlns:w="http://schemas.openxmlformats.org/wordprocessingml/2006/main" w:ilvl="7">
+      <w:start w:val="1"/>
+      <w:numFmt w:val="bullet"/>
+      <w:lvlText w:val="o"/>
+      <w:lvlJc w:val="left"/>
+      <w:pPr>
+        <w:ind w:left="5760" w:hanging="360"/>
+      </w:pPr>
+      <w:rPr>
+        <w:rFonts w:hint="default" w:ascii="Courier New" w:hAnsi="Courier New"/>
+      </w:rPr>
+    </w:lvl>
+    <w:lvl xmlns:w="http://schemas.openxmlformats.org/wordprocessingml/2006/main" w:ilvl="8">
+      <w:start w:val="1"/>
+      <w:numFmt w:val="bullet"/>
+      <w:lvlText w:val=""/>
+      <w:lvlJc w:val="left"/>
+      <w:pPr>
+        <w:ind w:left="6480" w:hanging="360"/>
+      </w:pPr>
+      <w:rPr>
+        <w:rFonts w:hint="default" w:ascii="Wingdings" w:hAnsi="Wingdings"/>
+      </w:rPr>
+    </w:lvl>
+  </w:abstractNum>
+  <w:abstractNum xmlns:w="http://schemas.openxmlformats.org/wordprocessingml/2006/main" w:abstractNumId="4">
+    <w:nsid w:val="5d715e7"/>
+    <w:multiLevelType xmlns:w="http://schemas.openxmlformats.org/wordprocessingml/2006/main" w:val="hybridMultilevel"/>
+    <w:lvl xmlns:w="http://schemas.openxmlformats.org/wordprocessingml/2006/main" w:ilvl="0">
+      <w:start w:val="1"/>
+      <w:numFmt w:val="bullet"/>
+      <w:lvlText w:val=""/>
+      <w:lvlJc w:val="left"/>
+      <w:pPr>
+        <w:ind w:left="720" w:hanging="360"/>
+      </w:pPr>
+      <w:rPr>
+        <w:rFonts w:hint="default" w:ascii="Symbol" w:hAnsi="Symbol"/>
+      </w:rPr>
+    </w:lvl>
+    <w:lvl xmlns:w="http://schemas.openxmlformats.org/wordprocessingml/2006/main" w:ilvl="1">
+      <w:start w:val="1"/>
+      <w:numFmt w:val="bullet"/>
+      <w:lvlText w:val="o"/>
+      <w:lvlJc w:val="left"/>
+      <w:pPr>
+        <w:ind w:left="1440" w:hanging="360"/>
+      </w:pPr>
+      <w:rPr>
+        <w:rFonts w:hint="default" w:ascii="Courier New" w:hAnsi="Courier New"/>
+      </w:rPr>
+    </w:lvl>
+    <w:lvl xmlns:w="http://schemas.openxmlformats.org/wordprocessingml/2006/main" w:ilvl="2">
+      <w:start w:val="1"/>
+      <w:numFmt w:val="bullet"/>
+      <w:lvlText w:val=""/>
+      <w:lvlJc w:val="left"/>
+      <w:pPr>
+        <w:ind w:left="2160" w:hanging="360"/>
+      </w:pPr>
+      <w:rPr>
+        <w:rFonts w:hint="default" w:ascii="Wingdings" w:hAnsi="Wingdings"/>
+      </w:rPr>
+    </w:lvl>
+    <w:lvl xmlns:w="http://schemas.openxmlformats.org/wordprocessingml/2006/main" w:ilvl="3">
+      <w:start w:val="1"/>
+      <w:numFmt w:val="bullet"/>
+      <w:lvlText w:val=""/>
+      <w:lvlJc w:val="left"/>
+      <w:pPr>
+        <w:ind w:left="2880" w:hanging="360"/>
+      </w:pPr>
+      <w:rPr>
+        <w:rFonts w:hint="default" w:ascii="Symbol" w:hAnsi="Symbol"/>
+      </w:rPr>
+    </w:lvl>
+    <w:lvl xmlns:w="http://schemas.openxmlformats.org/wordprocessingml/2006/main" w:ilvl="4">
+      <w:start w:val="1"/>
+      <w:numFmt w:val="bullet"/>
+      <w:lvlText w:val="o"/>
+      <w:lvlJc w:val="left"/>
+      <w:pPr>
+        <w:ind w:left="3600" w:hanging="360"/>
+      </w:pPr>
+      <w:rPr>
+        <w:rFonts w:hint="default" w:ascii="Courier New" w:hAnsi="Courier New"/>
+      </w:rPr>
+    </w:lvl>
+    <w:lvl xmlns:w="http://schemas.openxmlformats.org/wordprocessingml/2006/main" w:ilvl="5">
+      <w:start w:val="1"/>
+      <w:numFmt w:val="bullet"/>
+      <w:lvlText w:val=""/>
+      <w:lvlJc w:val="left"/>
+      <w:pPr>
+        <w:ind w:left="4320" w:hanging="360"/>
+      </w:pPr>
+      <w:rPr>
+        <w:rFonts w:hint="default" w:ascii="Wingdings" w:hAnsi="Wingdings"/>
+      </w:rPr>
+    </w:lvl>
+    <w:lvl xmlns:w="http://schemas.openxmlformats.org/wordprocessingml/2006/main" w:ilvl="6">
+      <w:start w:val="1"/>
+      <w:numFmt w:val="bullet"/>
+      <w:lvlText w:val=""/>
+      <w:lvlJc w:val="left"/>
+      <w:pPr>
+        <w:ind w:left="5040" w:hanging="360"/>
+      </w:pPr>
+      <w:rPr>
+        <w:rFonts w:hint="default" w:ascii="Symbol" w:hAnsi="Symbol"/>
+      </w:rPr>
+    </w:lvl>
+    <w:lvl xmlns:w="http://schemas.openxmlformats.org/wordprocessingml/2006/main" w:ilvl="7">
+      <w:start w:val="1"/>
+      <w:numFmt w:val="bullet"/>
+      <w:lvlText w:val="o"/>
+      <w:lvlJc w:val="left"/>
+      <w:pPr>
+        <w:ind w:left="5760" w:hanging="360"/>
+      </w:pPr>
+      <w:rPr>
+        <w:rFonts w:hint="default" w:ascii="Courier New" w:hAnsi="Courier New"/>
+      </w:rPr>
+    </w:lvl>
+    <w:lvl xmlns:w="http://schemas.openxmlformats.org/wordprocessingml/2006/main" w:ilvl="8">
+      <w:start w:val="1"/>
+      <w:numFmt w:val="bullet"/>
+      <w:lvlText w:val=""/>
+      <w:lvlJc w:val="left"/>
+      <w:pPr>
+        <w:ind w:left="6480" w:hanging="360"/>
+      </w:pPr>
+      <w:rPr>
+        <w:rFonts w:hint="default" w:ascii="Wingdings" w:hAnsi="Wingdings"/>
+      </w:rPr>
+    </w:lvl>
+  </w:abstractNum>
   <w:abstractNum xmlns:w="http://schemas.openxmlformats.org/wordprocessingml/2006/main" w:abstractNumId="3">
     <w:nsid w:val="36fe78b9"/>
     <w:multiLevelType xmlns:w="http://schemas.openxmlformats.org/wordprocessingml/2006/main" w:val="hybridMultilevel"/>
@@ -2168,6 +2689,12 @@
       </w:rPr>
     </w:lvl>
   </w:abstractNum>
+  <w:num w:numId="6">
+    <w:abstractNumId w:val="5"/>
+  </w:num>
+  <w:num w:numId="5">
+    <w:abstractNumId w:val="4"/>
+  </w:num>
   <w:num w:numId="4">
     <w:abstractNumId w:val="3"/>
   </w:num>
